--- a/docs/WCC4SM_V0.6.2_软件架构与功能技术说明书_V1.0.docx
+++ b/docs/WCC4SM_V0.6.2_软件架构与功能技术说明书_V1.0.docx
@@ -2412,17 +2412,17 @@
           <w:sz w:val="21"/>
           <w:szCs w:val="21"/>
         </w:rPr>
-        <w:t>• 参考选择值 772.4000 nm 与 NIST 772.4207 nm 存在 0.0207 nm 边界差异，</w:t>
-      </w:r>
-    </w:p>
-    <w:p>
-      <w:r>
-        <w:rPr>
-          <w:rFonts w:ascii="Microsoft YaHei" w:hAnsi="Microsoft YaHei"/>
-          <w:sz w:val="21"/>
-          <w:szCs w:val="21"/>
-        </w:rPr>
-        <w:t>应作为参考数据决策处理，不应仅放宽匹配容差。</w:t>
+        <w:t>• 当前 Mode01 的 29 条波长均与已确认的日期化 NIST 主库精确一致；更换主库</w:t>
+      </w:r>
+    </w:p>
+    <w:p>
+      <w:r>
+        <w:rPr>
+          <w:rFonts w:ascii="Microsoft YaHei" w:hAnsi="Microsoft YaHei"/>
+          <w:sz w:val="21"/>
+          <w:szCs w:val="21"/>
+        </w:rPr>
+        <w:t>或模式时必须新建版本并重新运行数据资产测试。</w:t>
       </w:r>
     </w:p>
     <w:p>

--- a/docs/WCC4SM_V0.6.2_软件架构与功能技术说明书_V1.0.docx
+++ b/docs/WCC4SM_V0.6.2_软件架构与功能技术说明书_V1.0.docx
@@ -1925,6 +1925,41 @@
           <w:sz w:val="21"/>
           <w:szCs w:val="21"/>
         </w:rPr>
+        <w:t>随软件提供的正式参考主库、选择模式及溯源元数据统一存放在 reference_data/，</w:t>
+      </w:r>
+    </w:p>
+    <w:p>
+      <w:r>
+        <w:rPr>
+          <w:rFonts w:ascii="Microsoft YaHei" w:hAnsi="Microsoft YaHei"/>
+          <w:sz w:val="21"/>
+          <w:szCs w:val="21"/>
+        </w:rPr>
+        <w:t>示例库位于 reference_data/examples/。外部主库加载对话框默认从该目录打开；</w:t>
+      </w:r>
+    </w:p>
+    <w:p>
+      <w:r>
+        <w:rPr>
+          <w:rFonts w:ascii="Microsoft YaHei" w:hAnsi="Microsoft YaHei"/>
+          <w:sz w:val="21"/>
+          <w:szCs w:val="21"/>
+        </w:rPr>
+        <w:t>会话溯源字段仍记录主库和选择模式的文件名，以避免安装目录变化影响可移植性。</w:t>
+      </w:r>
+    </w:p>
+    <w:p>
+      <w:r>
+        <w:t/>
+      </w:r>
+    </w:p>
+    <w:p>
+      <w:r>
+        <w:rPr>
+          <w:rFonts w:ascii="Microsoft YaHei" w:hAnsi="Microsoft YaHei"/>
+          <w:sz w:val="21"/>
+          <w:szCs w:val="21"/>
+        </w:rPr>
         <w:t>操作者先建立少量人工锚点，初始多项式用于预测其他候选。自动扩展保持像素与</w:t>
       </w:r>
     </w:p>
@@ -2202,17 +2237,17 @@
           <w:sz w:val="21"/>
           <w:szCs w:val="21"/>
         </w:rPr>
-        <w:t>主要输入：测量光谱 CSV、暗光谱 CSV、参考线 .lit/.txt/.csv、选择模式 CSV、</w:t>
-      </w:r>
-    </w:p>
-    <w:p>
-      <w:r>
-        <w:rPr>
-          <w:rFonts w:ascii="Microsoft YaHei" w:hAnsi="Microsoft YaHei"/>
-          <w:sz w:val="21"/>
-          <w:szCs w:val="21"/>
-        </w:rPr>
-        <w:t>模型 MAT 和会话 MAT。</w:t>
+        <w:t>主要输入：测量光谱 CSV、暗光谱 CSV、reference_data/ 中的参考线</w:t>
+      </w:r>
+    </w:p>
+    <w:p>
+      <w:r>
+        <w:rPr>
+          <w:rFonts w:ascii="Microsoft YaHei" w:hAnsi="Microsoft YaHei"/>
+          <w:sz w:val="21"/>
+          <w:szCs w:val="21"/>
+        </w:rPr>
+        <w:t>.lit/.txt/.csv、选择模式 CSV、模型 MAT 和会话 MAT。</w:t>
       </w:r>
     </w:p>
     <w:p>

--- a/docs/WCC4SM_V0.6.2_软件架构与功能技术说明书_V1.0.docx
+++ b/docs/WCC4SM_V0.6.2_软件架构与功能技术说明书_V1.0.docx
@@ -429,18 +429,14 @@
           <w:sz w:val="18"/>
           <w:szCs w:val="18"/>
         </w:rPr>
-        <w:t>WCC4SM_V0_6_2.m
-├─ GUI 布局与交互状态
-├─ 数据加载、峰确认和参考线配对工作流
-├─ 模型管理、图形刷新和导出协调
-├─ wc4sm_read_spectrum_file
-├─ wc4sm_read_dark_spectrum
-├─ wc4sm_preprocess_spectrum
-├─ wc4sm_analyze_peak
-├─ wc4sm_fit_calibration
-├─ wc4sm_validate_calibration_loo
-├─ wc4sm_calculate_calibrated_performance
-└─ wc4sm_create/save/load/validate_session</w:t>
+        <w:t>WCC4SM_V0_6_2.m             GUI 启动与工作流协调入口
+run_wc4sm_tests.m           自动测试入口
+src/                        独立数值与会话模块
+tests/                      MATLAB 单元测试
+test_data/                  回归测试光谱
+reference_data/             参考主库、选择模式与元数据
+docs/                       技术文档、规范与验收记录
+tools/                      文档构建工具</w:t>
       </w:r>
     </w:p>
     <w:p>
@@ -2292,7 +2288,7 @@
           <w:sz w:val="21"/>
           <w:szCs w:val="21"/>
         </w:rPr>
-        <w:t>WCC4SM_CALIBRATION_MODEL_FORMAT_V1.md。</w:t>
+        <w:t>docs/WCC4SM_CALIBRATION_MODEL_FORMAT_V1.md。</w:t>
       </w:r>
     </w:p>
     <w:p>
@@ -2641,63 +2637,63 @@
           <w:sz w:val="21"/>
           <w:szCs w:val="21"/>
         </w:rPr>
-        <w:t>• WCC4SM_SESSION_FORMAT_V1.md</w:t>
-      </w:r>
-    </w:p>
-    <w:p>
-      <w:pPr>
-        <w:spacing w:after="0" w:before="0"/>
-        <w:ind w:left="340.15679999999998" w:right="0"/>
-      </w:pPr>
-      <w:r>
-        <w:rPr>
-          <w:rFonts w:ascii="Microsoft YaHei" w:hAnsi="Microsoft YaHei"/>
-          <w:sz w:val="21"/>
-          <w:szCs w:val="21"/>
-        </w:rPr>
-        <w:t>• WCC4SM_PIXEL_COORDINATE_SPEC_V1.md</w:t>
-      </w:r>
-    </w:p>
-    <w:p>
-      <w:pPr>
-        <w:spacing w:after="0" w:before="0"/>
-        <w:ind w:left="340.15679999999998" w:right="0"/>
-      </w:pPr>
-      <w:r>
-        <w:rPr>
-          <w:rFonts w:ascii="Microsoft YaHei" w:hAnsi="Microsoft YaHei"/>
-          <w:sz w:val="21"/>
-          <w:szCs w:val="21"/>
-        </w:rPr>
-        <w:t>• WCC4SM_CALIBRATION_MODEL_FORMAT_V1.md</w:t>
-      </w:r>
-    </w:p>
-    <w:p>
-      <w:pPr>
-        <w:spacing w:after="0" w:before="0"/>
-        <w:ind w:left="340.15679999999998" w:right="0"/>
-      </w:pPr>
-      <w:r>
-        <w:rPr>
-          <w:rFonts w:ascii="Microsoft YaHei" w:hAnsi="Microsoft YaHei"/>
-          <w:sz w:val="21"/>
-          <w:szCs w:val="21"/>
-        </w:rPr>
-        <w:t>• V0_6_2_GUI_TEST.md</w:t>
-      </w:r>
-    </w:p>
-    <w:p>
-      <w:pPr>
-        <w:spacing w:after="0" w:before="0"/>
-        <w:ind w:left="340.15679999999998" w:right="0"/>
-      </w:pPr>
-      <w:r>
-        <w:rPr>
-          <w:rFonts w:ascii="Microsoft YaHei" w:hAnsi="Microsoft YaHei"/>
-          <w:sz w:val="21"/>
-          <w:szCs w:val="21"/>
-        </w:rPr>
-        <w:t>• WCC4SM_V0_6_2_ACCEPTANCE_REPORT.md</w:t>
+        <w:t>• docs/WCC4SM_SESSION_FORMAT_V1.md</w:t>
+      </w:r>
+    </w:p>
+    <w:p>
+      <w:pPr>
+        <w:spacing w:after="0" w:before="0"/>
+        <w:ind w:left="340.15679999999998" w:right="0"/>
+      </w:pPr>
+      <w:r>
+        <w:rPr>
+          <w:rFonts w:ascii="Microsoft YaHei" w:hAnsi="Microsoft YaHei"/>
+          <w:sz w:val="21"/>
+          <w:szCs w:val="21"/>
+        </w:rPr>
+        <w:t>• docs/WCC4SM_PIXEL_COORDINATE_SPEC_V1.md</w:t>
+      </w:r>
+    </w:p>
+    <w:p>
+      <w:pPr>
+        <w:spacing w:after="0" w:before="0"/>
+        <w:ind w:left="340.15679999999998" w:right="0"/>
+      </w:pPr>
+      <w:r>
+        <w:rPr>
+          <w:rFonts w:ascii="Microsoft YaHei" w:hAnsi="Microsoft YaHei"/>
+          <w:sz w:val="21"/>
+          <w:szCs w:val="21"/>
+        </w:rPr>
+        <w:t>• docs/WCC4SM_CALIBRATION_MODEL_FORMAT_V1.md</w:t>
+      </w:r>
+    </w:p>
+    <w:p>
+      <w:pPr>
+        <w:spacing w:after="0" w:before="0"/>
+        <w:ind w:left="340.15679999999998" w:right="0"/>
+      </w:pPr>
+      <w:r>
+        <w:rPr>
+          <w:rFonts w:ascii="Microsoft YaHei" w:hAnsi="Microsoft YaHei"/>
+          <w:sz w:val="21"/>
+          <w:szCs w:val="21"/>
+        </w:rPr>
+        <w:t>• docs/V0_6_2_GUI_TEST.md</w:t>
+      </w:r>
+    </w:p>
+    <w:p>
+      <w:pPr>
+        <w:spacing w:after="0" w:before="0"/>
+        <w:ind w:left="340.15679999999998" w:right="0"/>
+      </w:pPr>
+      <w:r>
+        <w:rPr>
+          <w:rFonts w:ascii="Microsoft YaHei" w:hAnsi="Microsoft YaHei"/>
+          <w:sz w:val="21"/>
+          <w:szCs w:val="21"/>
+        </w:rPr>
+        <w:t>• docs/WCC4SM_V0_6_2_ACCEPTANCE_REPORT.md</w:t>
       </w:r>
     </w:p>
     <w:p>

--- a/docs/WCC4SM_V0.6.2_软件架构与功能技术说明书_V1.0.docx
+++ b/docs/WCC4SM_V0.6.2_软件架构与功能技术说明书_V1.0.docx
@@ -2623,7 +2623,7 @@
           <w:sz w:val="21"/>
           <w:szCs w:val="21"/>
         </w:rPr>
-        <w:t>• TESTING.md</w:t>
+        <w:t>• docs/TESTING.md</w:t>
       </w:r>
     </w:p>
     <w:p>
@@ -2694,6 +2694,138 @@
           <w:szCs w:val="21"/>
         </w:rPr>
         <w:t>• docs/WCC4SM_V0_6_2_ACCEPTANCE_REPORT.md</w:t>
+      </w:r>
+    </w:p>
+    <w:p>
+      <w:r>
+        <w:t/>
+      </w:r>
+    </w:p>
+    <w:p>
+      <w:pPr>
+        <w:outlineLvl w:val="1"/>
+        <w:pStyle w:val="Heading2"/>
+      </w:pPr>
+      <w:r>
+        <w:rPr>
+          <w:rFonts w:ascii="Microsoft YaHei" w:hAnsi="Microsoft YaHei"/>
+        </w:rPr>
+        <w:t>18. 帮助、授权与部署</w:t>
+      </w:r>
+    </w:p>
+    <w:p>
+      <w:r>
+        <w:t/>
+      </w:r>
+    </w:p>
+    <w:p>
+      <w:r>
+        <w:rPr>
+          <w:rFonts w:ascii="Microsoft YaHei" w:hAnsi="Microsoft YaHei"/>
+          <w:sz w:val="21"/>
+          <w:szCs w:val="21"/>
+        </w:rPr>
+        <w:t>主界面 HELP 按钮打开独立帮助窗口。wc4sm_list_pdf_documents 对外部 docs/</w:t>
+      </w:r>
+    </w:p>
+    <w:p>
+      <w:r>
+        <w:rPr>
+          <w:rFonts w:ascii="Microsoft YaHei" w:hAnsi="Microsoft YaHei"/>
+          <w:sz w:val="21"/>
+          <w:szCs w:val="21"/>
+        </w:rPr>
+        <w:t>执行递归、扩展名不区分大小写的 PDF 扫描，返回排序后的相对标签和规范化绝对路径；</w:t>
+      </w:r>
+    </w:p>
+    <w:p>
+      <w:r>
+        <w:rPr>
+          <w:rFonts w:ascii="Microsoft YaHei" w:hAnsi="Microsoft YaHei"/>
+          <w:sz w:val="21"/>
+          <w:szCs w:val="21"/>
+        </w:rPr>
+        <w:t>读取操作交给操作系统默认 PDF 阅读器。About 信息包含版本、作者、联系邮箱、</w:t>
+      </w:r>
+    </w:p>
+    <w:p>
+      <w:r>
+        <w:rPr>
+          <w:rFonts w:ascii="Microsoft YaHei" w:hAnsi="Microsoft YaHei"/>
+          <w:sz w:val="21"/>
+          <w:szCs w:val="21"/>
+        </w:rPr>
+        <w:t>NewOptic 个人项目标签、Apache License 2.0 和仓库地址。</w:t>
+      </w:r>
+    </w:p>
+    <w:p>
+      <w:r>
+        <w:t/>
+      </w:r>
+    </w:p>
+    <w:p>
+      <w:r>
+        <w:rPr>
+          <w:rFonts w:ascii="Microsoft YaHei" w:hAnsi="Microsoft YaHei"/>
+          <w:sz w:val="21"/>
+          <w:szCs w:val="21"/>
+        </w:rPr>
+        <w:t>源码与项目文档依据根目录 LICENSE 采用 Apache License 2.0，并通过 NOTICE</w:t>
+      </w:r>
+    </w:p>
+    <w:p>
+      <w:r>
+        <w:rPr>
+          <w:rFonts w:ascii="Microsoft YaHei" w:hAnsi="Microsoft YaHei"/>
+          <w:sz w:val="21"/>
+          <w:szCs w:val="21"/>
+        </w:rPr>
+        <w:t>记录版权和归属信息。第三方参考数据、论文、标准、MATLAB 和 MATLAB Runtime</w:t>
+      </w:r>
+    </w:p>
+    <w:p>
+      <w:r>
+        <w:rPr>
+          <w:rFonts w:ascii="Microsoft YaHei" w:hAnsi="Microsoft YaHei"/>
+          <w:sz w:val="21"/>
+          <w:szCs w:val="21"/>
+        </w:rPr>
+        <w:t>不因被软件引用或随用户本地目录存在而自动变更许可证。</w:t>
+      </w:r>
+    </w:p>
+    <w:p>
+      <w:r>
+        <w:t/>
+      </w:r>
+    </w:p>
+    <w:p>
+      <w:r>
+        <w:rPr>
+          <w:rFonts w:ascii="Microsoft YaHei" w:hAnsi="Microsoft YaHei"/>
+          <w:sz w:val="21"/>
+          <w:szCs w:val="21"/>
+        </w:rPr>
+        <w:t>tools/build_windows_exe.m 使用 MATLAB Compiler 的 mcc -e 生成无控制台的</w:t>
+      </w:r>
+    </w:p>
+    <w:p>
+      <w:r>
+        <w:rPr>
+          <w:rFonts w:ascii="Microsoft YaHei" w:hAnsi="Microsoft YaHei"/>
+          <w:sz w:val="21"/>
+          <w:szCs w:val="21"/>
+        </w:rPr>
+        <w:t>Windows EXE，不生成安装器、不捆绑 MATLAB Runtime。构建输出保留外部 docs/</w:t>
+      </w:r>
+    </w:p>
+    <w:p>
+      <w:r>
+        <w:rPr>
+          <w:rFonts w:ascii="Microsoft YaHei" w:hAnsi="Microsoft YaHei"/>
+          <w:sz w:val="21"/>
+          <w:szCs w:val="21"/>
+        </w:rPr>
+        <w:t>和 reference_data/，部署模式通过 EXE 所在目录定位这两类可更新资产。</w:t>
       </w:r>
     </w:p>
     <w:p>
